--- a/public/downloads/client-packet/docx/07_CommunityBridge_Parent_and_Staff_Onboarding_Guide.docx
+++ b/public/downloads/client-packet/docx/07_CommunityBridge_Parent_and_Staff_Onboarding_Guide.docx
@@ -11,7 +11,7 @@
         <w:rPr>
           <w:color w:val="0F172A"/>
         </w:rPr>
-        <w:t>BuddyBoard Parent and Staff Onboarding Guide</w:t>
+        <w:t>CommunityBridge Parent and Staff Onboarding Guide</w:t>
       </w:r>
     </w:p>
     <w:p>
@@ -24,7 +24,7 @@
           <w:color w:val="475569"/>
           <w:sz w:val="22"/>
         </w:rPr>
-        <w:t>Reusable starter guide for introducing BuddyBoard to daily users.</w:t>
+        <w:t>Reusable starter guide for introducing CommunityBridge to daily users.</w:t>
       </w:r>
     </w:p>
     <w:tbl>
@@ -65,7 +65,7 @@
     </w:p>
     <w:p>
       <w:r>
-        <w:t>BuddyBoard is intended to bring routine updates, urgent communication, and role-specific coordination into one place. The exact screens a user sees may depend on whether they are a parent, therapist, staff member, or administrator.</w:t>
+        <w:t>CommunityBridge is intended to bring routine updates, urgent communication, and role-specific coordination into one place. The exact screens a user sees may depend on whether they are a parent, therapist, staff member, or administrator.</w:t>
       </w:r>
     </w:p>
     <w:p>
@@ -82,7 +82,7 @@
         <w:spacing w:after="60"/>
       </w:pPr>
       <w:r>
-        <w:t>How to sign in and keep account credentials secure</w:t>
+        <w:t>How to sign in with organization-issued credentials, invite code, or approval-link flow and keep credentials secure</w:t>
       </w:r>
     </w:p>
     <w:p>
@@ -91,7 +91,7 @@
         <w:spacing w:after="60"/>
       </w:pPr>
       <w:r>
-        <w:t>Where to find announcements, chats, urgent memos, and directories</w:t>
+        <w:t>Where to find announcements, chats, urgent memos, directories, and schedule views</w:t>
       </w:r>
     </w:p>
     <w:p>
@@ -109,7 +109,7 @@
         <w:spacing w:after="60"/>
       </w:pPr>
       <w:r>
-        <w:t>When to use BuddyBoard versus emergency channels or other official processes</w:t>
+        <w:t>When to use CommunityBridge versus emergency channels or other official processes</w:t>
       </w:r>
     </w:p>
     <w:p>
@@ -228,7 +228,7 @@
                 <w:color w:val="0F172A"/>
                 <w:sz w:val="19"/>
               </w:rPr>
-              <w:t>Announcements, chats, urgent memos, child-related views, notifications, support contact</w:t>
+              <w:t>Announcements, chats, urgent memos, child-related views, family schedule, digital insurance card, billing/contact actions, notifications, support contact</w:t>
             </w:r>
           </w:p>
         </w:tc>
@@ -272,7 +272,7 @@
                 <w:color w:val="0F172A"/>
                 <w:sz w:val="19"/>
               </w:rPr>
-              <w:t>Daily coordination, directory usage, communication norms, escalation expectations</w:t>
+              <w:t>Daily coordination, learner schedule usage, communication norms, reporting expectations, escalation expectations</w:t>
             </w:r>
           </w:p>
         </w:tc>
@@ -295,7 +295,7 @@
                 <w:color w:val="0F172A"/>
                 <w:sz w:val="19"/>
               </w:rPr>
-              <w:t>Administrators</w:t>
+              <w:t>Office / reception / administrators</w:t>
             </w:r>
           </w:p>
         </w:tc>
@@ -316,7 +316,7 @@
                 <w:color w:val="0F172A"/>
                 <w:sz w:val="19"/>
               </w:rPr>
-              <w:t>Permissions, moderation, monitoring, exports, support responsibilities</w:t>
+              <w:t>Permissions, roster management, scheduling workflows, authorization or billing exports, support responsibilities</w:t>
             </w:r>
           </w:p>
         </w:tc>
